--- a/docs/client-acceptance-checklist.docx
+++ b/docs/client-acceptance-checklist.docx
@@ -5242,7 +5242,7 @@
           <w:i w:val="0"/>
           <w:sz w:val="20"/>
         </w:rPr>
-        <w:t>4) D1–D5 的待决表（另发的那份）还等你填；填了我一起改，不冲突。</w:t>
+        <w:t>4) D1–D5 的发布形态待决表已于 2026-10-23 追认确认（D1=A　D2=A　D3=B　D4=A　D5=A），结论见 docs/release-delivery-statement.md；这份验收单只管客户端行为，不受影响。</w:t>
       </w:r>
     </w:p>
     <w:sectPr>

--- a/docs/client-acceptance-checklist.docx
+++ b/docs/client-acceptance-checklist.docx
@@ -52,7 +52,7 @@
     </w:p>
     <w:p>
       <w:pPr>
-        <w:spacing w:before="0" w:after="520" w:lineRule="auto" w:line="336"/>
+        <w:spacing w:before="0" w:after="40" w:lineRule="auto" w:line="336"/>
         <w:jc w:val="center"/>
       </w:pPr>
       <w:r>
@@ -64,6 +64,22 @@
           <w:sz w:val="20"/>
         </w:rPr>
         <w:t>（你自己的机器上逐项点、逐项看、逐项勾；填完发我）</w:t>
+      </w:r>
+    </w:p>
+    <w:p>
+      <w:pPr>
+        <w:spacing w:before="0" w:after="520" w:lineRule="auto" w:line="336"/>
+        <w:jc w:val="center"/>
+      </w:pPr>
+      <w:r>
+        <w:rPr>
+          <w:rFonts w:ascii="等线" w:hAnsi="等线" w:eastAsia="等线"/>
+          <w:b w:val="0"/>
+          <w:i w:val="0"/>
+          <w:color w:val="595959"/>
+          <w:sz w:val="19"/>
+        </w:rPr>
+        <w:t>含「从 1.1.4 升级」一组（组 7）—— 升级后老用户的数据还在不在</w:t>
       </w:r>
     </w:p>
     <w:p>
@@ -187,6 +203,36 @@
     </w:p>
     <w:p>
       <w:pPr>
+        <w:spacing w:before="80" w:after="40" w:lineRule="auto" w:line="336"/>
+      </w:pPr>
+      <w:r>
+        <w:rPr>
+          <w:rFonts w:ascii="等线" w:hAnsi="等线" w:eastAsia="等线"/>
+          <w:b/>
+          <w:i w:val="0"/>
+          <w:color w:val="2E5395"/>
+          <w:sz w:val="21"/>
+        </w:rPr>
+        <w:t>④ 测两次，别混在一起</w:t>
+      </w:r>
+    </w:p>
+    <w:p>
+      <w:pPr>
+        <w:spacing w:before="0" w:after="80" w:lineRule="auto" w:line="336"/>
+        <w:ind w:left="283"/>
+      </w:pPr>
+      <w:r>
+        <w:rPr>
+          <w:rFonts w:ascii="等线" w:hAnsi="等线" w:eastAsia="等线"/>
+          <w:b w:val="0"/>
+          <w:i w:val="0"/>
+          <w:sz w:val="20"/>
+        </w:rPr>
+        <w:t>**第 1 遍 · 升级路径（组 7）**：在干净机上先装 1.1.4（下载地址见下方「测试物料」），激活一次注册码、改两三个设置、传一个素材、存一个发布任务 —— 把机器弄成「用过的」；然后直接双击新版安装包覆盖安装，再逐项走组 7，看东西还在不在。**第 2 遍 · 功能与界面（组 1–6）**：在升级后的同一个机器上继续跑 A 到 F，不用再装一遍。两遍可以一次做完。</w:t>
+      </w:r>
+    </w:p>
+    <w:p>
+      <w:pPr>
         <w:spacing w:before="160" w:after="40" w:lineRule="auto" w:line="336"/>
       </w:pPr>
       <w:r>
@@ -246,6 +292,37 @@
       </w:r>
     </w:p>
     <w:p>
+      <w:pPr>
+        <w:spacing w:before="0" w:after="40" w:lineRule="auto" w:line="336"/>
+        <w:ind w:left="283"/>
+      </w:pPr>
+      <w:r>
+        <w:rPr>
+          <w:rFonts w:ascii="Consolas" w:hAnsi="Consolas" w:eastAsia="等线"/>
+          <w:b w:val="0"/>
+          <w:i w:val="0"/>
+          <w:sz w:val="19"/>
+        </w:rPr>
+        <w:t>旧版安装包（造升级前环境用）：https://maning789link.top/downloads/LaomaAI-1.1.4-setup.exe</w:t>
+      </w:r>
+    </w:p>
+    <w:p>
+      <w:pPr>
+        <w:spacing w:before="0" w:after="40" w:lineRule="auto" w:line="336"/>
+        <w:ind w:left="283"/>
+      </w:pPr>
+      <w:r>
+        <w:rPr>
+          <w:rFonts w:ascii="等线" w:hAnsi="等线" w:eastAsia="等线"/>
+          <w:b w:val="0"/>
+          <w:i w:val="0"/>
+          <w:color w:val="595959"/>
+          <w:sz w:val="19"/>
+        </w:rPr>
+        <w:t>前两项在你**现在这台**机器的 D 盘上；换到干净机之前，把这两个文件拷过去（U 盘 / 网盘 / 微信传都行），不然组 4 的注册码和云端登录没法测。</w:t>
+      </w:r>
+    </w:p>
+    <w:p>
       <w:r>
         <w:br w:type="page"/>
       </w:r>
@@ -277,7 +354,7 @@
           <w:color w:val="595959"/>
           <w:sz w:val="20"/>
         </w:rPr>
-        <w:t>共 33 项，分 6 组（A 启动 / B 档位 / C 加微信 / D 注册码与开通 / E 功能页 / F 界面）。「结果」列三选一勾。</w:t>
+        <w:t>共 41 项，分 7 组（A 启动 / B 档位 / C 加微信 / D 注册码与开通 / E 功能页 / F 界面 / G 从 1.1.4 升级）。「结果」列三选一勾。组 7 的前置条件：**必须先在干净机上装一次 1.1.4 并造出数据**，否则那 8 项没法验。</w:t>
       </w:r>
     </w:p>
     <w:tbl>
@@ -4117,6 +4194,890 @@
           </w:p>
         </w:tc>
       </w:tr>
+      <w:tr>
+        <w:trPr>
+          <w:cantSplit/>
+        </w:trPr>
+        <w:tc>
+          <w:tcPr>
+            <w:tcW w:type="dxa" w:w="1928"/>
+            <w:gridSpan w:val="5"/>
+            <w:shd w:val="clear" w:color="auto" w:fill="F2F6FB"/>
+          </w:tcPr>
+          <w:p>
+            <w:pPr>
+              <w:spacing w:before="30" w:after="30" w:lineRule="auto" w:line="276"/>
+            </w:pPr>
+            <w:r/>
+            <w:r>
+              <w:rPr>
+                <w:rFonts w:ascii="等线" w:hAnsi="等线" w:eastAsia="等线"/>
+                <w:b/>
+                <w:i w:val="0"/>
+                <w:color w:val="1F3864"/>
+                <w:sz w:val="18"/>
+              </w:rPr>
+              <w:t>组 7 · 从 1.1.4 升级（数据与授权是否保留）</w:t>
+            </w:r>
+          </w:p>
+        </w:tc>
+      </w:tr>
+      <w:tr>
+        <w:trPr>
+          <w:cantSplit/>
+        </w:trPr>
+        <w:tc>
+          <w:tcPr>
+            <w:tcW w:type="dxa" w:w="737"/>
+          </w:tcPr>
+          <w:p>
+            <w:pPr>
+              <w:spacing w:before="30" w:after="30" w:lineRule="auto" w:line="276"/>
+              <w:jc w:val="center"/>
+            </w:pPr>
+            <w:r/>
+            <w:r>
+              <w:rPr>
+                <w:rFonts w:ascii="等线" w:hAnsi="等线" w:eastAsia="等线"/>
+                <w:b/>
+                <w:i w:val="0"/>
+                <w:sz w:val="18"/>
+              </w:rPr>
+              <w:t>G1</w:t>
+            </w:r>
+          </w:p>
+        </w:tc>
+        <w:tc>
+          <w:tcPr>
+            <w:tcW w:type="dxa" w:w="1814"/>
+          </w:tcPr>
+          <w:p>
+            <w:pPr>
+              <w:spacing w:before="30" w:after="30" w:lineRule="auto" w:line="276"/>
+            </w:pPr>
+            <w:r/>
+            <w:r>
+              <w:rPr>
+                <w:rFonts w:ascii="等线" w:hAnsi="等线" w:eastAsia="等线"/>
+                <w:b w:val="0"/>
+                <w:i w:val="0"/>
+                <w:sz w:val="18"/>
+              </w:rPr>
+              <w:t>覆盖安装成功（不先卸载）</w:t>
+            </w:r>
+          </w:p>
+        </w:tc>
+        <w:tc>
+          <w:tcPr>
+            <w:tcW w:type="dxa" w:w="2835"/>
+          </w:tcPr>
+          <w:p>
+            <w:pPr>
+              <w:spacing w:before="30" w:after="30" w:lineRule="auto" w:line="276"/>
+            </w:pPr>
+            <w:r/>
+            <w:r>
+              <w:rPr>
+                <w:rFonts w:ascii="等线" w:hAnsi="等线" w:eastAsia="等线"/>
+                <w:b w:val="0"/>
+                <w:i w:val="0"/>
+                <w:sz w:val="17"/>
+              </w:rPr>
+              <w:t>在已装 1.1.4 的机器上直接双击新版安装包</w:t>
+            </w:r>
+          </w:p>
+        </w:tc>
+        <w:tc>
+          <w:tcPr>
+            <w:tcW w:type="dxa" w:w="3005"/>
+          </w:tcPr>
+          <w:p>
+            <w:pPr>
+              <w:spacing w:before="30" w:after="30" w:lineRule="auto" w:line="276"/>
+            </w:pPr>
+            <w:r/>
+            <w:r>
+              <w:rPr>
+                <w:rFonts w:ascii="等线" w:hAnsi="等线" w:eastAsia="等线"/>
+                <w:b w:val="0"/>
+                <w:i w:val="0"/>
+                <w:sz w:val="17"/>
+              </w:rPr>
+              <w:t>安装走完不报错；**没有要求先卸载**；桌面图标仍在；原来那个安装目录没被清空重建</w:t>
+            </w:r>
+          </w:p>
+        </w:tc>
+        <w:tc>
+          <w:tcPr>
+            <w:tcW w:type="dxa" w:w="1928"/>
+          </w:tcPr>
+          <w:p>
+            <w:pPr>
+              <w:spacing w:before="30" w:after="30" w:lineRule="auto" w:line="276"/>
+              <w:jc w:val="center"/>
+            </w:pPr>
+            <w:r/>
+            <w:r>
+              <w:rPr>
+                <w:rFonts w:ascii="等线" w:hAnsi="等线" w:eastAsia="等线"/>
+                <w:b w:val="0"/>
+                <w:i w:val="0"/>
+                <w:sz w:val="18"/>
+              </w:rPr>
+              <w:t>□ 通过　□ 不通过　□ 跳过</w:t>
+            </w:r>
+          </w:p>
+        </w:tc>
+      </w:tr>
+      <w:tr>
+        <w:trPr>
+          <w:cantSplit/>
+        </w:trPr>
+        <w:tc>
+          <w:tcPr>
+            <w:tcW w:type="dxa" w:w="737"/>
+          </w:tcPr>
+          <w:p>
+            <w:pPr>
+              <w:spacing w:before="30" w:after="30" w:lineRule="auto" w:line="276"/>
+              <w:jc w:val="center"/>
+            </w:pPr>
+            <w:r/>
+            <w:r>
+              <w:rPr>
+                <w:rFonts w:ascii="等线" w:hAnsi="等线" w:eastAsia="等线"/>
+                <w:b/>
+                <w:i w:val="0"/>
+                <w:sz w:val="18"/>
+              </w:rPr>
+              <w:t>G2</w:t>
+            </w:r>
+          </w:p>
+        </w:tc>
+        <w:tc>
+          <w:tcPr>
+            <w:tcW w:type="dxa" w:w="1814"/>
+          </w:tcPr>
+          <w:p>
+            <w:pPr>
+              <w:spacing w:before="30" w:after="30" w:lineRule="auto" w:line="276"/>
+            </w:pPr>
+            <w:r/>
+            <w:r>
+              <w:rPr>
+                <w:rFonts w:ascii="等线" w:hAnsi="等线" w:eastAsia="等线"/>
+                <w:b w:val="0"/>
+                <w:i w:val="0"/>
+                <w:sz w:val="18"/>
+              </w:rPr>
+              <w:t>注册码还在（最关键）</w:t>
+            </w:r>
+          </w:p>
+        </w:tc>
+        <w:tc>
+          <w:tcPr>
+            <w:tcW w:type="dxa" w:w="2835"/>
+          </w:tcPr>
+          <w:p>
+            <w:pPr>
+              <w:spacing w:before="30" w:after="30" w:lineRule="auto" w:line="276"/>
+            </w:pPr>
+            <w:r/>
+            <w:r>
+              <w:rPr>
+                <w:rFonts w:ascii="等线" w:hAnsi="等线" w:eastAsia="等线"/>
+                <w:b w:val="0"/>
+                <w:i w:val="0"/>
+                <w:sz w:val="17"/>
+              </w:rPr>
+              <w:t>设置 → 更多设置 → 本地 注册码</w:t>
+            </w:r>
+          </w:p>
+        </w:tc>
+        <w:tc>
+          <w:tcPr>
+            <w:tcW w:type="dxa" w:w="3005"/>
+          </w:tcPr>
+          <w:p>
+            <w:pPr>
+              <w:spacing w:before="30" w:after="30" w:lineRule="auto" w:line="276"/>
+            </w:pPr>
+            <w:r/>
+            <w:r>
+              <w:rPr>
+                <w:rFonts w:ascii="等线" w:hAnsi="等线" w:eastAsia="等线"/>
+                <w:b w:val="0"/>
+                <w:i w:val="0"/>
+                <w:sz w:val="17"/>
+              </w:rPr>
+              <w:t>授权状态仍是「有效」、到期时间还是升级前那个日期、「已授权条目」一排徽章还亮着；**不需要重新输入注册码**</w:t>
+            </w:r>
+          </w:p>
+        </w:tc>
+        <w:tc>
+          <w:tcPr>
+            <w:tcW w:type="dxa" w:w="1928"/>
+          </w:tcPr>
+          <w:p>
+            <w:pPr>
+              <w:spacing w:before="30" w:after="30" w:lineRule="auto" w:line="276"/>
+              <w:jc w:val="center"/>
+            </w:pPr>
+            <w:r/>
+            <w:r>
+              <w:rPr>
+                <w:rFonts w:ascii="等线" w:hAnsi="等线" w:eastAsia="等线"/>
+                <w:b w:val="0"/>
+                <w:i w:val="0"/>
+                <w:sz w:val="18"/>
+              </w:rPr>
+              <w:t>□ 通过　□ 不通过　□ 跳过</w:t>
+            </w:r>
+          </w:p>
+        </w:tc>
+      </w:tr>
+      <w:tr>
+        <w:trPr>
+          <w:cantSplit/>
+        </w:trPr>
+        <w:tc>
+          <w:tcPr>
+            <w:tcW w:type="dxa" w:w="737"/>
+          </w:tcPr>
+          <w:p>
+            <w:pPr>
+              <w:spacing w:before="30" w:after="30" w:lineRule="auto" w:line="276"/>
+              <w:jc w:val="center"/>
+            </w:pPr>
+            <w:r/>
+            <w:r>
+              <w:rPr>
+                <w:rFonts w:ascii="等线" w:hAnsi="等线" w:eastAsia="等线"/>
+                <w:b/>
+                <w:i w:val="0"/>
+                <w:sz w:val="18"/>
+              </w:rPr>
+              <w:t>G3</w:t>
+            </w:r>
+          </w:p>
+        </w:tc>
+        <w:tc>
+          <w:tcPr>
+            <w:tcW w:type="dxa" w:w="1814"/>
+          </w:tcPr>
+          <w:p>
+            <w:pPr>
+              <w:spacing w:before="30" w:after="30" w:lineRule="auto" w:line="276"/>
+            </w:pPr>
+            <w:r/>
+            <w:r>
+              <w:rPr>
+                <w:rFonts w:ascii="等线" w:hAnsi="等线" w:eastAsia="等线"/>
+                <w:b w:val="0"/>
+                <w:i w:val="0"/>
+                <w:sz w:val="18"/>
+              </w:rPr>
+              <w:t>档位仍是完整版</w:t>
+            </w:r>
+          </w:p>
+        </w:tc>
+        <w:tc>
+          <w:tcPr>
+            <w:tcW w:type="dxa" w:w="2835"/>
+          </w:tcPr>
+          <w:p>
+            <w:pPr>
+              <w:spacing w:before="30" w:after="30" w:lineRule="auto" w:line="276"/>
+            </w:pPr>
+            <w:r/>
+            <w:r>
+              <w:rPr>
+                <w:rFonts w:ascii="等线" w:hAnsi="等线" w:eastAsia="等线"/>
+                <w:b w:val="0"/>
+                <w:i w:val="0"/>
+                <w:sz w:val="17"/>
+              </w:rPr>
+              <w:t>看侧边栏底部徽标</w:t>
+            </w:r>
+          </w:p>
+        </w:tc>
+        <w:tc>
+          <w:tcPr>
+            <w:tcW w:type="dxa" w:w="3005"/>
+          </w:tcPr>
+          <w:p>
+            <w:pPr>
+              <w:spacing w:before="30" w:after="30" w:lineRule="auto" w:line="276"/>
+            </w:pPr>
+            <w:r/>
+            <w:r>
+              <w:rPr>
+                <w:rFonts w:ascii="等线" w:hAnsi="等线" w:eastAsia="等线"/>
+                <w:b w:val="0"/>
+                <w:i w:val="0"/>
+                <w:sz w:val="17"/>
+              </w:rPr>
+              <w:t>金色徽标写着「完整版」；三格仍是 无限账号 / 多平台 / 2 智能体；按钮文案是「续费联系」而不是「加微信开通」</w:t>
+            </w:r>
+          </w:p>
+        </w:tc>
+        <w:tc>
+          <w:tcPr>
+            <w:tcW w:type="dxa" w:w="1928"/>
+          </w:tcPr>
+          <w:p>
+            <w:pPr>
+              <w:spacing w:before="30" w:after="30" w:lineRule="auto" w:line="276"/>
+              <w:jc w:val="center"/>
+            </w:pPr>
+            <w:r/>
+            <w:r>
+              <w:rPr>
+                <w:rFonts w:ascii="等线" w:hAnsi="等线" w:eastAsia="等线"/>
+                <w:b w:val="0"/>
+                <w:i w:val="0"/>
+                <w:sz w:val="18"/>
+              </w:rPr>
+              <w:t>□ 通过　□ 不通过　□ 跳过</w:t>
+            </w:r>
+          </w:p>
+        </w:tc>
+      </w:tr>
+      <w:tr>
+        <w:trPr>
+          <w:cantSplit/>
+        </w:trPr>
+        <w:tc>
+          <w:tcPr>
+            <w:tcW w:type="dxa" w:w="737"/>
+          </w:tcPr>
+          <w:p>
+            <w:pPr>
+              <w:spacing w:before="30" w:after="30" w:lineRule="auto" w:line="276"/>
+              <w:jc w:val="center"/>
+            </w:pPr>
+            <w:r/>
+            <w:r>
+              <w:rPr>
+                <w:rFonts w:ascii="等线" w:hAnsi="等线" w:eastAsia="等线"/>
+                <w:b/>
+                <w:i w:val="0"/>
+                <w:sz w:val="18"/>
+              </w:rPr>
+              <w:t>G4</w:t>
+            </w:r>
+          </w:p>
+        </w:tc>
+        <w:tc>
+          <w:tcPr>
+            <w:tcW w:type="dxa" w:w="1814"/>
+          </w:tcPr>
+          <w:p>
+            <w:pPr>
+              <w:spacing w:before="30" w:after="30" w:lineRule="auto" w:line="276"/>
+            </w:pPr>
+            <w:r/>
+            <w:r>
+              <w:rPr>
+                <w:rFonts w:ascii="等线" w:hAnsi="等线" w:eastAsia="等线"/>
+                <w:b w:val="0"/>
+                <w:i w:val="0"/>
+                <w:sz w:val="18"/>
+              </w:rPr>
+              <w:t>账号与智能体配置还在</w:t>
+            </w:r>
+          </w:p>
+        </w:tc>
+        <w:tc>
+          <w:tcPr>
+            <w:tcW w:type="dxa" w:w="2835"/>
+          </w:tcPr>
+          <w:p>
+            <w:pPr>
+              <w:spacing w:before="30" w:after="30" w:lineRule="auto" w:line="276"/>
+            </w:pPr>
+            <w:r/>
+            <w:r>
+              <w:rPr>
+                <w:rFonts w:ascii="等线" w:hAnsi="等线" w:eastAsia="等线"/>
+                <w:b w:val="0"/>
+                <w:i w:val="0"/>
+                <w:sz w:val="17"/>
+              </w:rPr>
+              <w:t>左侧「账号管理」；设置里智能体/Agent 相关项</w:t>
+            </w:r>
+          </w:p>
+        </w:tc>
+        <w:tc>
+          <w:tcPr>
+            <w:tcW w:type="dxa" w:w="3005"/>
+          </w:tcPr>
+          <w:p>
+            <w:pPr>
+              <w:spacing w:before="30" w:after="30" w:lineRule="auto" w:line="276"/>
+            </w:pPr>
+            <w:r/>
+            <w:r>
+              <w:rPr>
+                <w:rFonts w:ascii="等线" w:hAnsi="等线" w:eastAsia="等线"/>
+                <w:b w:val="0"/>
+                <w:i w:val="0"/>
+                <w:sz w:val="17"/>
+              </w:rPr>
+              <w:t>1.1.4 里建过的账号还在（不是空列表）；智能体配置、账号配置没丢</w:t>
+            </w:r>
+          </w:p>
+        </w:tc>
+        <w:tc>
+          <w:tcPr>
+            <w:tcW w:type="dxa" w:w="1928"/>
+          </w:tcPr>
+          <w:p>
+            <w:pPr>
+              <w:spacing w:before="30" w:after="30" w:lineRule="auto" w:line="276"/>
+              <w:jc w:val="center"/>
+            </w:pPr>
+            <w:r/>
+            <w:r>
+              <w:rPr>
+                <w:rFonts w:ascii="等线" w:hAnsi="等线" w:eastAsia="等线"/>
+                <w:b w:val="0"/>
+                <w:i w:val="0"/>
+                <w:sz w:val="18"/>
+              </w:rPr>
+              <w:t>□ 通过　□ 不通过　□ 跳过</w:t>
+            </w:r>
+          </w:p>
+        </w:tc>
+      </w:tr>
+      <w:tr>
+        <w:trPr>
+          <w:cantSplit/>
+        </w:trPr>
+        <w:tc>
+          <w:tcPr>
+            <w:tcW w:type="dxa" w:w="737"/>
+          </w:tcPr>
+          <w:p>
+            <w:pPr>
+              <w:spacing w:before="30" w:after="30" w:lineRule="auto" w:line="276"/>
+              <w:jc w:val="center"/>
+            </w:pPr>
+            <w:r/>
+            <w:r>
+              <w:rPr>
+                <w:rFonts w:ascii="等线" w:hAnsi="等线" w:eastAsia="等线"/>
+                <w:b/>
+                <w:i w:val="0"/>
+                <w:sz w:val="18"/>
+              </w:rPr>
+              <w:t>G5</w:t>
+            </w:r>
+          </w:p>
+        </w:tc>
+        <w:tc>
+          <w:tcPr>
+            <w:tcW w:type="dxa" w:w="1814"/>
+          </w:tcPr>
+          <w:p>
+            <w:pPr>
+              <w:spacing w:before="30" w:after="30" w:lineRule="auto" w:line="276"/>
+            </w:pPr>
+            <w:r/>
+            <w:r>
+              <w:rPr>
+                <w:rFonts w:ascii="等线" w:hAnsi="等线" w:eastAsia="等线"/>
+                <w:b w:val="0"/>
+                <w:i w:val="0"/>
+                <w:sz w:val="18"/>
+              </w:rPr>
+              <w:t>素材与发布任务还在</w:t>
+            </w:r>
+          </w:p>
+        </w:tc>
+        <w:tc>
+          <w:tcPr>
+            <w:tcW w:type="dxa" w:w="2835"/>
+          </w:tcPr>
+          <w:p>
+            <w:pPr>
+              <w:spacing w:before="30" w:after="30" w:lineRule="auto" w:line="276"/>
+            </w:pPr>
+            <w:r/>
+            <w:r>
+              <w:rPr>
+                <w:rFonts w:ascii="等线" w:hAnsi="等线" w:eastAsia="等线"/>
+                <w:b w:val="0"/>
+                <w:i w:val="0"/>
+                <w:sz w:val="17"/>
+              </w:rPr>
+              <w:t>左侧「素材管理」；左侧「矩阵发布」</w:t>
+            </w:r>
+          </w:p>
+        </w:tc>
+        <w:tc>
+          <w:tcPr>
+            <w:tcW w:type="dxa" w:w="3005"/>
+          </w:tcPr>
+          <w:p>
+            <w:pPr>
+              <w:spacing w:before="30" w:after="30" w:lineRule="auto" w:line="276"/>
+            </w:pPr>
+            <w:r/>
+            <w:r>
+              <w:rPr>
+                <w:rFonts w:ascii="等线" w:hAnsi="等线" w:eastAsia="等线"/>
+                <w:b w:val="0"/>
+                <w:i w:val="0"/>
+                <w:sz w:val="17"/>
+              </w:rPr>
+              <w:t>1.1.4 里传过的素材还在；1.1.4 建过的发布任务/选题还在</w:t>
+            </w:r>
+          </w:p>
+        </w:tc>
+        <w:tc>
+          <w:tcPr>
+            <w:tcW w:type="dxa" w:w="1928"/>
+          </w:tcPr>
+          <w:p>
+            <w:pPr>
+              <w:spacing w:before="30" w:after="30" w:lineRule="auto" w:line="276"/>
+              <w:jc w:val="center"/>
+            </w:pPr>
+            <w:r/>
+            <w:r>
+              <w:rPr>
+                <w:rFonts w:ascii="等线" w:hAnsi="等线" w:eastAsia="等线"/>
+                <w:b w:val="0"/>
+                <w:i w:val="0"/>
+                <w:sz w:val="18"/>
+              </w:rPr>
+              <w:t>□ 通过　□ 不通过　□ 跳过</w:t>
+            </w:r>
+          </w:p>
+        </w:tc>
+      </w:tr>
+      <w:tr>
+        <w:trPr>
+          <w:cantSplit/>
+        </w:trPr>
+        <w:tc>
+          <w:tcPr>
+            <w:tcW w:type="dxa" w:w="737"/>
+          </w:tcPr>
+          <w:p>
+            <w:pPr>
+              <w:spacing w:before="30" w:after="30" w:lineRule="auto" w:line="276"/>
+              <w:jc w:val="center"/>
+            </w:pPr>
+            <w:r/>
+            <w:r>
+              <w:rPr>
+                <w:rFonts w:ascii="等线" w:hAnsi="等线" w:eastAsia="等线"/>
+                <w:b/>
+                <w:i w:val="0"/>
+                <w:sz w:val="18"/>
+              </w:rPr>
+              <w:t>G6</w:t>
+            </w:r>
+          </w:p>
+        </w:tc>
+        <w:tc>
+          <w:tcPr>
+            <w:tcW w:type="dxa" w:w="1814"/>
+          </w:tcPr>
+          <w:p>
+            <w:pPr>
+              <w:spacing w:before="30" w:after="30" w:lineRule="auto" w:line="276"/>
+            </w:pPr>
+            <w:r/>
+            <w:r>
+              <w:rPr>
+                <w:rFonts w:ascii="等线" w:hAnsi="等线" w:eastAsia="等线"/>
+                <w:b w:val="0"/>
+                <w:i w:val="0"/>
+                <w:sz w:val="18"/>
+              </w:rPr>
+              <w:t>自己改过的设置还在</w:t>
+            </w:r>
+          </w:p>
+        </w:tc>
+        <w:tc>
+          <w:tcPr>
+            <w:tcW w:type="dxa" w:w="2835"/>
+          </w:tcPr>
+          <w:p>
+            <w:pPr>
+              <w:spacing w:before="30" w:after="30" w:lineRule="auto" w:line="276"/>
+            </w:pPr>
+            <w:r/>
+            <w:r>
+              <w:rPr>
+                <w:rFonts w:ascii="等线" w:hAnsi="等线" w:eastAsia="等线"/>
+                <w:b w:val="0"/>
+                <w:i w:val="0"/>
+                <w:sz w:val="17"/>
+              </w:rPr>
+              <w:t>设置里你 1.1.4 时改过的几项（主题、默认路径、通知等）</w:t>
+            </w:r>
+          </w:p>
+        </w:tc>
+        <w:tc>
+          <w:tcPr>
+            <w:tcW w:type="dxa" w:w="3005"/>
+          </w:tcPr>
+          <w:p>
+            <w:pPr>
+              <w:spacing w:before="30" w:after="30" w:lineRule="auto" w:line="276"/>
+            </w:pPr>
+            <w:r/>
+            <w:r>
+              <w:rPr>
+                <w:rFonts w:ascii="等线" w:hAnsi="等线" w:eastAsia="等线"/>
+                <w:b w:val="0"/>
+                <w:i w:val="0"/>
+                <w:sz w:val="17"/>
+              </w:rPr>
+              <w:t>升级后仍是你改过的值，不是回到默认值</w:t>
+            </w:r>
+          </w:p>
+        </w:tc>
+        <w:tc>
+          <w:tcPr>
+            <w:tcW w:type="dxa" w:w="1928"/>
+          </w:tcPr>
+          <w:p>
+            <w:pPr>
+              <w:spacing w:before="30" w:after="30" w:lineRule="auto" w:line="276"/>
+              <w:jc w:val="center"/>
+            </w:pPr>
+            <w:r/>
+            <w:r>
+              <w:rPr>
+                <w:rFonts w:ascii="等线" w:hAnsi="等线" w:eastAsia="等线"/>
+                <w:b w:val="0"/>
+                <w:i w:val="0"/>
+                <w:sz w:val="18"/>
+              </w:rPr>
+              <w:t>□ 通过　□ 不通过　□ 跳过</w:t>
+            </w:r>
+          </w:p>
+        </w:tc>
+      </w:tr>
+      <w:tr>
+        <w:trPr>
+          <w:cantSplit/>
+        </w:trPr>
+        <w:tc>
+          <w:tcPr>
+            <w:tcW w:type="dxa" w:w="737"/>
+          </w:tcPr>
+          <w:p>
+            <w:pPr>
+              <w:spacing w:before="30" w:after="30" w:lineRule="auto" w:line="276"/>
+              <w:jc w:val="center"/>
+            </w:pPr>
+            <w:r/>
+            <w:r>
+              <w:rPr>
+                <w:rFonts w:ascii="等线" w:hAnsi="等线" w:eastAsia="等线"/>
+                <w:b/>
+                <w:i w:val="0"/>
+                <w:sz w:val="18"/>
+              </w:rPr>
+              <w:t>G7</w:t>
+            </w:r>
+          </w:p>
+        </w:tc>
+        <w:tc>
+          <w:tcPr>
+            <w:tcW w:type="dxa" w:w="1814"/>
+          </w:tcPr>
+          <w:p>
+            <w:pPr>
+              <w:spacing w:before="30" w:after="30" w:lineRule="auto" w:line="276"/>
+            </w:pPr>
+            <w:r/>
+            <w:r>
+              <w:rPr>
+                <w:rFonts w:ascii="等线" w:hAnsi="等线" w:eastAsia="等线"/>
+                <w:b w:val="0"/>
+                <w:i w:val="0"/>
+                <w:sz w:val="18"/>
+              </w:rPr>
+              <w:t>升级后仍连得上云端</w:t>
+            </w:r>
+          </w:p>
+        </w:tc>
+        <w:tc>
+          <w:tcPr>
+            <w:tcW w:type="dxa" w:w="2835"/>
+          </w:tcPr>
+          <w:p>
+            <w:pPr>
+              <w:spacing w:before="30" w:after="30" w:lineRule="auto" w:line="276"/>
+            </w:pPr>
+            <w:r/>
+            <w:r>
+              <w:rPr>
+                <w:rFonts w:ascii="等线" w:hAnsi="等线" w:eastAsia="等线"/>
+                <w:b w:val="0"/>
+                <w:i w:val="0"/>
+                <w:sz w:val="17"/>
+              </w:rPr>
+              <w:t>设置 → 订阅与云端账号；再点注册码卡片的「同步到云端」</w:t>
+            </w:r>
+          </w:p>
+        </w:tc>
+        <w:tc>
+          <w:tcPr>
+            <w:tcW w:type="dxa" w:w="3005"/>
+          </w:tcPr>
+          <w:p>
+            <w:pPr>
+              <w:spacing w:before="30" w:after="30" w:lineRule="auto" w:line="276"/>
+            </w:pPr>
+            <w:r/>
+            <w:r>
+              <w:rPr>
+                <w:rFonts w:ascii="等线" w:hAnsi="等线" w:eastAsia="等线"/>
+                <w:b w:val="0"/>
+                <w:i w:val="0"/>
+                <w:sz w:val="17"/>
+              </w:rPr>
+              <w:t>登录状态仍是已登录；点同步仍弹「已同步到云端」（**这一步是 1.1.4 的断点**，1.1.4 会报「云端不可达」）</w:t>
+            </w:r>
+          </w:p>
+        </w:tc>
+        <w:tc>
+          <w:tcPr>
+            <w:tcW w:type="dxa" w:w="1928"/>
+          </w:tcPr>
+          <w:p>
+            <w:pPr>
+              <w:spacing w:before="30" w:after="30" w:lineRule="auto" w:line="276"/>
+              <w:jc w:val="center"/>
+            </w:pPr>
+            <w:r/>
+            <w:r>
+              <w:rPr>
+                <w:rFonts w:ascii="等线" w:hAnsi="等线" w:eastAsia="等线"/>
+                <w:b w:val="0"/>
+                <w:i w:val="0"/>
+                <w:sz w:val="18"/>
+              </w:rPr>
+              <w:t>□ 通过　□ 不通过　□ 跳过</w:t>
+            </w:r>
+          </w:p>
+        </w:tc>
+      </w:tr>
+      <w:tr>
+        <w:trPr>
+          <w:cantSplit/>
+        </w:trPr>
+        <w:tc>
+          <w:tcPr>
+            <w:tcW w:type="dxa" w:w="737"/>
+          </w:tcPr>
+          <w:p>
+            <w:pPr>
+              <w:spacing w:before="30" w:after="30" w:lineRule="auto" w:line="276"/>
+              <w:jc w:val="center"/>
+            </w:pPr>
+            <w:r/>
+            <w:r>
+              <w:rPr>
+                <w:rFonts w:ascii="等线" w:hAnsi="等线" w:eastAsia="等线"/>
+                <w:b/>
+                <w:i w:val="0"/>
+                <w:sz w:val="18"/>
+              </w:rPr>
+              <w:t>G8</w:t>
+            </w:r>
+          </w:p>
+        </w:tc>
+        <w:tc>
+          <w:tcPr>
+            <w:tcW w:type="dxa" w:w="1814"/>
+          </w:tcPr>
+          <w:p>
+            <w:pPr>
+              <w:spacing w:before="30" w:after="30" w:lineRule="auto" w:line="276"/>
+            </w:pPr>
+            <w:r/>
+            <w:r>
+              <w:rPr>
+                <w:rFonts w:ascii="等线" w:hAnsi="等线" w:eastAsia="等线"/>
+                <w:b w:val="0"/>
+                <w:i w:val="0"/>
+                <w:sz w:val="18"/>
+              </w:rPr>
+              <w:t>数据目录没被搬丢</w:t>
+            </w:r>
+          </w:p>
+        </w:tc>
+        <w:tc>
+          <w:tcPr>
+            <w:tcW w:type="dxa" w:w="2835"/>
+          </w:tcPr>
+          <w:p>
+            <w:pPr>
+              <w:spacing w:before="30" w:after="30" w:lineRule="auto" w:line="276"/>
+            </w:pPr>
+            <w:r/>
+            <w:r>
+              <w:rPr>
+                <w:rFonts w:ascii="等线" w:hAnsi="等线" w:eastAsia="等线"/>
+                <w:b w:val="0"/>
+                <w:i w:val="0"/>
+                <w:sz w:val="17"/>
+              </w:rPr>
+              <w:t>资源管理器打开 %APPDATA%\laoma-ai-workbench\data</w:t>
+            </w:r>
+          </w:p>
+        </w:tc>
+        <w:tc>
+          <w:tcPr>
+            <w:tcW w:type="dxa" w:w="3005"/>
+          </w:tcPr>
+          <w:p>
+            <w:pPr>
+              <w:spacing w:before="30" w:after="30" w:lineRule="auto" w:line="276"/>
+            </w:pPr>
+            <w:r/>
+            <w:r>
+              <w:rPr>
+                <w:rFonts w:ascii="等线" w:hAnsi="等线" w:eastAsia="等线"/>
+                <w:b w:val="0"/>
+                <w:i w:val="0"/>
+                <w:sz w:val="17"/>
+              </w:rPr>
+              <w:t>目录还在，里面能看到升级前写的 license.json 等文件；**不是**新起了一个空目录</w:t>
+            </w:r>
+          </w:p>
+        </w:tc>
+        <w:tc>
+          <w:tcPr>
+            <w:tcW w:type="dxa" w:w="1928"/>
+          </w:tcPr>
+          <w:p>
+            <w:pPr>
+              <w:spacing w:before="30" w:after="30" w:lineRule="auto" w:line="276"/>
+              <w:jc w:val="center"/>
+            </w:pPr>
+            <w:r/>
+            <w:r>
+              <w:rPr>
+                <w:rFonts w:ascii="等线" w:hAnsi="等线" w:eastAsia="等线"/>
+                <w:b w:val="0"/>
+                <w:i w:val="0"/>
+                <w:sz w:val="18"/>
+              </w:rPr>
+              <w:t>□ 通过　□ 不通过　□ 跳过</w:t>
+            </w:r>
+          </w:p>
+        </w:tc>
+      </w:tr>
     </w:tbl>
     <w:p>
       <w:r>
@@ -5242,7 +6203,22 @@
           <w:i w:val="0"/>
           <w:sz w:val="20"/>
         </w:rPr>
-        <w:t>4) D1–D5 的发布形态待决表已于 2026-10-23 追认确认（D1=A　D2=A　D3=B　D4=A　D5=A），结论见 docs/release-delivery-statement.md；这份验收单只管客户端行为，不受影响。</w:t>
+        <w:t>4) 组 7（升级路径）如果出现「注册码丢了 / 档位掉回限制功能版 / 数据目录被搬空」，我按数据兼容缺陷处理 —— 这类问题优先级最高，因为它伤的是**已经付费的老用户**。</w:t>
+      </w:r>
+    </w:p>
+    <w:p>
+      <w:pPr>
+        <w:spacing w:before="0" w:after="60" w:lineRule="auto" w:line="336"/>
+        <w:ind w:left="227"/>
+      </w:pPr>
+      <w:r>
+        <w:rPr>
+          <w:rFonts w:ascii="等线" w:hAnsi="等线" w:eastAsia="等线"/>
+          <w:b w:val="0"/>
+          <w:i w:val="0"/>
+          <w:sz w:val="20"/>
+        </w:rPr>
+        <w:t>5) D1–D5 的发布形态待决表已于 2026-10-23 追认确认（D1=A　D2=A　D3=B　D4=A　D5=A），结论见 docs/release-delivery-statement.md；这份验收单只管客户端行为，不受影响。</w:t>
       </w:r>
     </w:p>
     <w:sectPr>
